--- a/Classwork_ALevel_20260918.docx
+++ b/Classwork_ALevel_20260918.docx
@@ -438,6 +438,7 @@
                 <w:lang w:val="en-US" w:eastAsia="en-US" w:bidi="ar-SA"/>
               </w:rPr>
             </w:pPr>
+            <w:commentRangeStart w:id="1"/>
             <w:r>
               <w:rPr>
                 <w:rFonts w:eastAsia="ＭＳ 明朝" w:cs=""/>
@@ -446,6 +447,13 @@
                 <w:lang w:val="en-US" w:eastAsia="en-US" w:bidi="ar-SA"/>
               </w:rPr>
               <w:t>Level : 3; Height: 2.</w:t>
+            </w:r>
+            <w:commentRangeEnd w:id="1"/>
+            <w:r>
+              <w:rPr>
+                <w:rStyle w:val="CommentReference"/>
+              </w:rPr>
+              <w:commentReference w:id="1"/>
             </w:r>
           </w:p>
           <w:p>
@@ -880,6 +888,7 @@
                 <w:lang w:val="en-US" w:eastAsia="en-US" w:bidi="ar-SA"/>
               </w:rPr>
             </w:pPr>
+            <w:commentRangeStart w:id="2"/>
             <w:r>
               <w:rPr>
                 <w:rFonts w:eastAsia="ＭＳ 明朝" w:cs=""/>
@@ -888,6 +897,13 @@
                 <w:lang w:val="en-US" w:eastAsia="en-US" w:bidi="ar-SA"/>
               </w:rPr>
               <w:t>Because student ID can be compared and will not repeat, however surname may be  repeated so that many nodes have the same key, thus not so convenient to implement search.</w:t>
+            </w:r>
+            <w:commentRangeEnd w:id="2"/>
+            <w:r>
+              <w:rPr>
+                <w:rStyle w:val="CommentReference"/>
+              </w:rPr>
+              <w:commentReference w:id="2"/>
             </w:r>
           </w:p>
           <w:p>
@@ -2052,6 +2068,7 @@
                 <w:lang w:val="en-US" w:eastAsia="en-US" w:bidi="ar-SA"/>
               </w:rPr>
             </w:pPr>
+            <w:commentRangeStart w:id="3"/>
             <w:r>
               <w:rPr>
                 <w:rFonts w:eastAsia="ＭＳ 明朝" w:cs=""/>
@@ -2060,6 +2077,13 @@
                 <w:lang w:val="en-US" w:eastAsia="en-US" w:bidi="ar-SA"/>
               </w:rPr>
               <w:t>-1</w:t>
+            </w:r>
+            <w:commentRangeEnd w:id="3"/>
+            <w:r>
+              <w:rPr>
+                <w:rStyle w:val="CommentReference"/>
+              </w:rPr>
+              <w:commentReference w:id="3"/>
             </w:r>
           </w:p>
         </w:tc>
@@ -2122,6 +2146,7 @@
                 <w:lang w:val="en-US" w:eastAsia="en-US" w:bidi="ar-SA"/>
               </w:rPr>
             </w:pPr>
+            <w:commentRangeStart w:id="4"/>
             <w:r>
               <w:rPr>
                 <w:rFonts w:eastAsia="ＭＳ 明朝" w:cs=""/>
@@ -2130,6 +2155,13 @@
                 <w:lang w:val="en-US" w:eastAsia="en-US" w:bidi="ar-SA"/>
               </w:rPr>
               <w:t>Null pointer is the pointer that indicates the end of the linked list. Its value is -1.</w:t>
+            </w:r>
+            <w:commentRangeEnd w:id="4"/>
+            <w:r>
+              <w:rPr>
+                <w:rStyle w:val="CommentReference"/>
+              </w:rPr>
+              <w:commentReference w:id="4"/>
             </w:r>
           </w:p>
           <w:p>
@@ -2384,6 +2416,7 @@
                 <w:lang w:val="en-US" w:eastAsia="en-US" w:bidi="ar-SA"/>
               </w:rPr>
             </w:pPr>
+            <w:commentRangeStart w:id="5"/>
             <w:r>
               <w:rPr>
                 <w:rFonts w:eastAsia="ＭＳ 明朝" w:cs="" w:ascii="Courier New" w:hAnsi="Courier New"/>
@@ -2413,6 +2446,13 @@
                 <w:lang w:val="en-US" w:eastAsia="en-US" w:bidi="ar-SA"/>
               </w:rPr>
               <w:t>myLinkedList[heapStartPointer]</w:t>
+            </w:r>
+            <w:commentRangeEnd w:id="5"/>
+            <w:r>
+              <w:rPr>
+                <w:rStyle w:val="CommentReference"/>
+              </w:rPr>
+              <w:commentReference w:id="5"/>
             </w:r>
           </w:p>
           <w:p>
@@ -3189,6 +3229,7 @@
                 <w:lang w:val="en-US" w:eastAsia="en-US" w:bidi="ar-SA"/>
               </w:rPr>
             </w:pPr>
+            <w:commentRangeStart w:id="6"/>
             <w:r>
               <w:rPr>
                 <w:rFonts w:eastAsia="ＭＳ 明朝" w:cs="" w:ascii="Courier New" w:hAnsi="Courier New"/>
@@ -3208,6 +3249,13 @@
                 <w:lang w:val="en-US" w:eastAsia="en-US" w:bidi="ar-SA"/>
               </w:rPr>
               <w:t>myLinkedListPointers[previousPoiter] &lt;- myLinkedListPointers[currentPointer]</w:t>
+            </w:r>
+            <w:commentRangeEnd w:id="6"/>
+            <w:r>
+              <w:rPr>
+                <w:rStyle w:val="CommentReference"/>
+              </w:rPr>
+              <w:commentReference w:id="6"/>
             </w:r>
           </w:p>
           <w:p>
@@ -3512,6 +3560,7 @@
                 <w:lang w:val="en-US" w:eastAsia="en-US" w:bidi="ar-SA"/>
               </w:rPr>
             </w:pPr>
+            <w:commentRangeStart w:id="7"/>
             <w:r>
               <w:rPr>
                 <w:rFonts w:eastAsia="ＭＳ 明朝" w:cs=""/>
@@ -3520,6 +3569,13 @@
                 <w:lang w:val="en-US" w:eastAsia="en-US" w:bidi="ar-SA"/>
               </w:rPr>
               <w:t>The node that has been removed is inserted to beginning of the heap linked list so that it can be used again when the linked list needs a new node from heap.</w:t>
+            </w:r>
+            <w:commentRangeEnd w:id="7"/>
+            <w:r>
+              <w:rPr>
+                <w:rStyle w:val="CommentReference"/>
+              </w:rPr>
+              <w:commentReference w:id="7"/>
             </w:r>
           </w:p>
           <w:p>
@@ -4645,6 +4701,7 @@
                 <w:shd w:fill="1F1F1F" w:val="clear"/>
               </w:rPr>
             </w:pPr>
+            <w:commentRangeStart w:id="8"/>
             <w:r>
               <w:rPr>
                 <w:color w:val="CCCCCC"/>
@@ -4701,6 +4758,13 @@
                 <w:shd w:fill="1F1F1F" w:val="clear"/>
               </w:rPr>
               <w:t>1</w:t>
+            </w:r>
+            <w:commentRangeEnd w:id="8"/>
+            <w:r>
+              <w:rPr>
+                <w:rStyle w:val="CommentReference"/>
+              </w:rPr>
+              <w:commentReference w:id="8"/>
             </w:r>
           </w:p>
           <w:p>
@@ -6766,6 +6830,7 @@
                 <w:lang w:val="en-US" w:eastAsia="en-US" w:bidi="ar-SA"/>
               </w:rPr>
             </w:pPr>
+            <w:commentRangeStart w:id="9"/>
             <w:r>
               <w:rPr>
                 <w:rFonts w:eastAsia="ＭＳ 明朝" w:cs=""/>
@@ -6774,6 +6839,13 @@
                 <w:lang w:val="en-US" w:eastAsia="en-US" w:bidi="ar-SA"/>
               </w:rPr>
               <w:t>because the queue is already empty and have no remaining order, so that attempts to dequeue all returns empty.</w:t>
+            </w:r>
+            <w:commentRangeEnd w:id="9"/>
+            <w:r>
+              <w:rPr>
+                <w:rStyle w:val="CommentReference"/>
+              </w:rPr>
+              <w:commentReference w:id="9"/>
             </w:r>
           </w:p>
           <w:p>
@@ -6833,6 +6905,74 @@
     </w:sectPr>
   </w:body>
 </w:document>
+</file>
+
+<file path=word/comments.xml><?xml version="1.0" encoding="utf-8"?>
+<w:comments xmlns:w="http://schemas.openxmlformats.org/wordprocessingml/2006/main">
+  <w:comment w:id="1" w:author="Teacher" w:date="2026-09-25T13:00:00Z" w:initials="T">
+    <w:p>
+      <w:r>
+        <w:t xml:space="preserve">4/4 - Full marks. Level 3 and height 2 are both correct. To make the answer complete in the exam it also helps to state that the root is counted as level 1, which is what makes 45 level 3, and to define height as the number of edges on the longest path from the root to the deepest leaf.</w:t>
+      </w:r>
+    </w:p>
+  </w:comment>
+  <w:comment w:id="2" w:author="Teacher" w:date="2026-09-25T13:00:00Z" w:initials="T">
+    <w:p>
+      <w:r>
+        <w:t xml:space="preserve">4/5 - You cover uniqueness, comparability, the duplication of surnames and the effect on searching. The final mark is for a closing point about the consequence - for example that duplicate keys make two records impossible to tell apart, so the search cannot identify a single student. (-1)</w:t>
+      </w:r>
+    </w:p>
+  </w:comment>
+  <w:comment w:id="3" w:author="Teacher" w:date="2026-09-25T13:00:00Z" w:initials="T">
+    <w:p>
+      <w:r>
+        <w:t xml:space="preserve">6/6 - Full marks. Every itemPointer is correct, and -1 in the last row is the right value: the node holding 61 is the last node in the list, so its next pointer is the null pointer. When a question asks for the next pointer, giving the pointer actually stored in that node is the correct reading. It is worth adding in words that the search stops and returns the index once the item is found.</w:t>
+      </w:r>
+    </w:p>
+  </w:comment>
+  <w:comment w:id="4" w:author="Teacher" w:date="2026-09-25T13:00:00Z" w:initials="T">
+    <w:p>
+      <w:r>
+        <w:t xml:space="preserve">2/3 - The end-of-list meaning and the value -1 are both correct. The missing point is that it specifically marks a node with no successor - the last node of the list - and that the same value is used to terminate the free list. (-1)</w:t>
+      </w:r>
+    </w:p>
+  </w:comment>
+  <w:comment w:id="5" w:author="Teacher" w:date="2026-09-25T13:00:00Z" w:initials="T">
+    <w:p>
+      <w:r>
+        <w:t xml:space="preserve">8/10 - Four of the five lines are correct. The second line is wrong: to move heapStartPointer on you must follow the free-list pointer, so it is heapStartPointer &lt;- myLinkedListPointers[heapStartPointer]. myLinkedList holds the data, not the pointers, so as written it would take a data value and use it as an array index. (-2)</w:t>
+      </w:r>
+    </w:p>
+  </w:comment>
+  <w:comment w:id="6" w:author="Teacher" w:date="2026-09-25T13:00:00Z" w:initials="T">
+    <w:p>
+      <w:r>
+        <w:t xml:space="preserve">11/12 - The WHILE condition, the first-node case and the return to the heap are all correct. One mark is lost for the spelling: previousPoiter is not a declared identifier, so the line would not run as written. (-1)</w:t>
+      </w:r>
+    </w:p>
+  </w:comment>
+  <w:comment w:id="7" w:author="Teacher" w:date="2026-09-25T13:00:00Z" w:initials="T">
+    <w:p>
+      <w:r>
+        <w:t xml:space="preserve">3/4 - Returning the node to the beginning of the free list, and the fact that it can be used again, are credited. Missing: the two pointer updates that actually do it - the removed node's pointer is set to the old heapStartPointer, and heapStartPointer is then moved to the removed node. (-1)</w:t>
+      </w:r>
+    </w:p>
+  </w:comment>
+  <w:comment w:id="8" w:author="Teacher" w:date="2026-09-25T13:00:00Z" w:initials="T">
+    <w:p>
+      <w:r>
+        <w:t xml:space="preserve">6/8 - The global declaration, the full check and storing the item at rear are all correct. The wrap-around loses its marks: when rear is 7 it must become 0, not 1, because the list has eight slots numbered 0 to 7. Setting it to 1 strands index 0 after the first wrap, so one slot is lost and the queue would report 'Queue full' while a slot is still free. Worth noting that your screenshot shows front = 0 in dequeue(), so this looks like a slip in the written answer rather than in your code. (-2)</w:t>
+      </w:r>
+    </w:p>
+  </w:comment>
+  <w:comment w:id="9" w:author="Teacher" w:date="2026-09-25T13:00:00Z" w:initials="T">
+    <w:p>
+      <w:r>
+        <w:t xml:space="preserve">4/5 - The three "EMPTY" values and the reason - that the queue holds no remaining orders - are correct. The final mark is for naming the check in the code: dequeue() tests orderCount == 0 and returns "EMPTY" before it reads the list, which is why the call is safe. (-1)</w:t>
+      </w:r>
+    </w:p>
+  </w:comment>
+</w:comments>
 </file>
 
 <file path=word/header1.xml><?xml version="1.0" encoding="utf-8"?>
